--- a/Idea_V1.docx
+++ b/Idea_V1.docx
@@ -282,6 +282,18 @@
         <w:spacing w:after="0"/>
         <w:jc w:val="both"/>
       </w:pPr>
+    </w:p>
+    <w:p>
+      <w:pPr>
+        <w:spacing w:after="0"/>
+        <w:jc w:val="both"/>
+      </w:pPr>
+    </w:p>
+    <w:p>
+      <w:pPr>
+        <w:spacing w:after="0"/>
+        <w:jc w:val="both"/>
+      </w:pPr>
       <w:r>
         <w:t># Chi tiết của từng class</w:t>
       </w:r>
@@ -382,7 +394,43 @@
         <w:rPr>
           <w:color w:val="00B0F0"/>
         </w:rPr>
-        <w:t>+ Model_deepsort – Gán nhãn cho object (Nếu được thì tự viết, ý tưởng ban đầu là so sánh bounding box -&gt; vị trí -&gt; thỏa hết cả thì là cùng 1 box, đương nhiên là kết quả không bằng deepsort nhưng hiệu suất có lẻ là cao hơn).</w:t>
+        <w:t>+ Model_deepsort – Gán nhãn cho object (Nếu được thì tự viết, ý tưởng ban đầu là so sánh bounding box</w:t>
+      </w:r>
+      <w:r>
+        <w:rPr>
+          <w:color w:val="00B0F0"/>
+        </w:rPr>
+        <w:t xml:space="preserve"> trùng nhau nhiều</w:t>
+      </w:r>
+      <w:r>
+        <w:rPr>
+          <w:color w:val="00B0F0"/>
+        </w:rPr>
+        <w:t xml:space="preserve"> -&gt; vị trí</w:t>
+      </w:r>
+      <w:r>
+        <w:rPr>
+          <w:color w:val="00B0F0"/>
+        </w:rPr>
+        <w:t xml:space="preserve"> gần nhau nhất</w:t>
+      </w:r>
+      <w:r>
+        <w:rPr>
+          <w:color w:val="00B0F0"/>
+        </w:rPr>
+        <w:t xml:space="preserve"> -&gt; thỏa hết cả thì là cùng 1 </w:t>
+      </w:r>
+      <w:r>
+        <w:rPr>
+          <w:color w:val="00B0F0"/>
+        </w:rPr>
+        <w:t>ID</w:t>
+      </w:r>
+      <w:r>
+        <w:rPr>
+          <w:color w:val="00B0F0"/>
+        </w:rPr>
+        <w:t>, đương nhiên là kết quả không bằng deepsort nhưng hiệu suất có lẻ là cao hơn).</w:t>
       </w:r>
     </w:p>
     <w:p>
@@ -478,7 +526,6 @@
         <w:rPr>
           <w:color w:val="00B0F0"/>
         </w:rPr>
-        <w:lastRenderedPageBreak/>
         <w:t xml:space="preserve">   + </w:t>
       </w:r>
       <w:r>
@@ -586,6 +633,12 @@
         </w:rPr>
         <w:t xml:space="preserve">   + AttachID(…) – Nhận lại list Char và gán ID</w:t>
       </w:r>
+      <w:r>
+        <w:rPr>
+          <w:color w:val="00B0F0"/>
+        </w:rPr>
+        <w:t xml:space="preserve"> (ý tưởng ở cuối)</w:t>
+      </w:r>
     </w:p>
     <w:p>
       <w:pPr>
@@ -740,30 +793,42 @@
         <w:rPr>
           <w:color w:val="FF0000"/>
         </w:rPr>
-        <w:t xml:space="preserve">   + Angle -  Hướng di chuyển được checker cho phép.</w:t>
-      </w:r>
-    </w:p>
-    <w:p>
-      <w:pPr>
-        <w:spacing w:after="0"/>
-        <w:jc w:val="both"/>
+        <w:t xml:space="preserve">   + Angle</w:t>
+      </w:r>
+      <w:r>
         <w:rPr>
           <w:color w:val="FF0000"/>
         </w:rPr>
-      </w:pPr>
-    </w:p>
-    <w:p>
-      <w:pPr>
-        <w:spacing w:after="0"/>
-        <w:jc w:val="both"/>
+        <w:t>[angle_begin, angle_end]</w:t>
+      </w:r>
+      <w:r>
         <w:rPr>
           <w:color w:val="FF0000"/>
         </w:rPr>
-      </w:pPr>
-      <w:r>
+        <w:t xml:space="preserve"> -  Hướng di chuyển được checker cho phép.</w:t>
+      </w:r>
+    </w:p>
+    <w:p>
+      <w:pPr>
+        <w:spacing w:after="0"/>
+        <w:jc w:val="both"/>
         <w:rPr>
           <w:color w:val="FF0000"/>
         </w:rPr>
+      </w:pPr>
+    </w:p>
+    <w:p>
+      <w:pPr>
+        <w:spacing w:after="0"/>
+        <w:jc w:val="both"/>
+        <w:rPr>
+          <w:color w:val="FF0000"/>
+        </w:rPr>
+      </w:pPr>
+      <w:r>
+        <w:rPr>
+          <w:color w:val="FF0000"/>
+        </w:rPr>
         <w:t>Phương thức:</w:t>
       </w:r>
     </w:p>
@@ -869,7 +934,19 @@
         <w:rPr>
           <w:color w:val="4EA72E" w:themeColor="accent6"/>
         </w:rPr>
-        <w:t xml:space="preserve">   + Box – 4 biển x, y, h, w</w:t>
+        <w:t xml:space="preserve">   + Box – 4 </w:t>
+      </w:r>
+      <w:r>
+        <w:rPr>
+          <w:color w:val="4EA72E" w:themeColor="accent6"/>
+        </w:rPr>
+        <w:t>biến</w:t>
+      </w:r>
+      <w:r>
+        <w:rPr>
+          <w:color w:val="4EA72E" w:themeColor="accent6"/>
+        </w:rPr>
+        <w:t xml:space="preserve"> x, y, h, w</w:t>
       </w:r>
       <w:r>
         <w:rPr>
@@ -962,38 +1039,38 @@
         <w:rPr>
           <w:color w:val="4EA72E" w:themeColor="accent6"/>
         </w:rPr>
-        <w:t xml:space="preserve">   + GetBox(…) – Trả về box của Char.</w:t>
-      </w:r>
-    </w:p>
-    <w:p>
-      <w:pPr>
-        <w:spacing w:after="0"/>
-        <w:jc w:val="both"/>
-        <w:rPr>
-          <w:color w:val="4EA72E" w:themeColor="accent6"/>
-        </w:rPr>
-      </w:pPr>
-      <w:r>
-        <w:rPr>
-          <w:color w:val="4EA72E" w:themeColor="accent6"/>
-        </w:rPr>
-        <w:t xml:space="preserve">   + GetAfter(…) – Trả về vị trí trước của Char.</w:t>
-      </w:r>
-    </w:p>
-    <w:p>
-      <w:pPr>
-        <w:spacing w:after="0"/>
-        <w:jc w:val="both"/>
-        <w:rPr>
-          <w:color w:val="4EA72E" w:themeColor="accent6"/>
-        </w:rPr>
-      </w:pPr>
-      <w:r>
-        <w:rPr>
-          <w:color w:val="4EA72E" w:themeColor="accent6"/>
-        </w:rPr>
-        <w:t xml:space="preserve">   + GetNow(…) – Trả về vị trí hiện tại của Char.</w:t>
-      </w:r>
+        <w:t xml:space="preserve">   </w:t>
+      </w:r>
+      <w:r>
+        <w:rPr>
+          <w:color w:val="4EA72E" w:themeColor="accent6"/>
+        </w:rPr>
+        <w:t>+ GetAngle(…) – Trả về hướng đi của char</w:t>
+      </w:r>
+    </w:p>
+    <w:p>
+      <w:pPr>
+        <w:spacing w:after="0"/>
+        <w:jc w:val="both"/>
+        <w:rPr>
+          <w:color w:val="4EA72E" w:themeColor="accent6"/>
+        </w:rPr>
+      </w:pPr>
+      <w:r>
+        <w:rPr>
+          <w:color w:val="4EA72E" w:themeColor="accent6"/>
+        </w:rPr>
+        <w:t xml:space="preserve">   + GetSpeed(…) – Trả về tốc độ của char</w:t>
+      </w:r>
+    </w:p>
+    <w:p>
+      <w:pPr>
+        <w:spacing w:after="0"/>
+        <w:jc w:val="both"/>
+        <w:rPr>
+          <w:color w:val="4EA72E" w:themeColor="accent6"/>
+        </w:rPr>
+      </w:pPr>
     </w:p>
     <w:p>
       <w:pPr>
@@ -1208,7 +1285,94 @@
         <w:jc w:val="both"/>
       </w:pPr>
       <w:r>
-        <w:t>….</w:t>
+        <w:t>Leo lề</w:t>
+      </w:r>
+    </w:p>
+    <w:p>
+      <w:pPr>
+        <w:spacing w:after="0"/>
+        <w:jc w:val="both"/>
+      </w:pPr>
+      <w:r>
+        <w:t>+ Khi các nhãn về phương tiện giao thông vào vùng checker không hoạt động.</w:t>
+      </w:r>
+    </w:p>
+    <w:p>
+      <w:r>
+        <w:br w:type="page"/>
+      </w:r>
+    </w:p>
+    <w:p>
+      <w:pPr>
+        <w:spacing w:after="0"/>
+        <w:jc w:val="both"/>
+      </w:pPr>
+      <w:r>
+        <w:lastRenderedPageBreak/>
+        <w:t>Ý tưởng cho model gán ID tự build, sử dụng những biến này để so sánh 2 char trong 2 frame, có thể tùy biến:</w:t>
+      </w:r>
+    </w:p>
+    <w:p>
+      <w:pPr>
+        <w:spacing w:after="0"/>
+        <w:jc w:val="both"/>
+      </w:pPr>
+      <w:r>
+        <w:t>- ID</w:t>
+      </w:r>
+    </w:p>
+    <w:p>
+      <w:pPr>
+        <w:spacing w:after="0"/>
+        <w:jc w:val="both"/>
+      </w:pPr>
+      <w:r>
+        <w:t>- bbox: [x1, y1, x2, y2]</w:t>
+      </w:r>
+    </w:p>
+    <w:p>
+      <w:pPr>
+        <w:spacing w:after="0"/>
+        <w:jc w:val="both"/>
+      </w:pPr>
+      <w:r>
+        <w:t>- center: (cx, cy)</w:t>
+      </w:r>
+    </w:p>
+    <w:p>
+      <w:pPr>
+        <w:spacing w:after="0"/>
+        <w:jc w:val="both"/>
+      </w:pPr>
+      <w:r>
+        <w:t>- class_name</w:t>
+      </w:r>
+    </w:p>
+    <w:p>
+      <w:pPr>
+        <w:spacing w:after="0"/>
+        <w:jc w:val="both"/>
+      </w:pPr>
+      <w:r>
+        <w:t>- color_feature (RGB trung bình hoặc histogram)</w:t>
+      </w:r>
+    </w:p>
+    <w:p>
+      <w:pPr>
+        <w:spacing w:after="0"/>
+        <w:jc w:val="both"/>
+      </w:pPr>
+      <w:r>
+        <w:t>- last_seen_time</w:t>
+      </w:r>
+    </w:p>
+    <w:p>
+      <w:pPr>
+        <w:spacing w:after="0"/>
+        <w:jc w:val="both"/>
+      </w:pPr>
+      <w:r>
+        <w:t>- số lần bị mất liên lạc (miss_count)</w:t>
       </w:r>
     </w:p>
     <w:sectPr>

--- a/Idea_V1.docx
+++ b/Idea_V1.docx
@@ -125,10 +125,25 @@
         <w:t xml:space="preserve">   + </w:t>
       </w:r>
       <w:r>
-        <w:t>Xe 4 bánh cở lớn (container, bus, …)</w:t>
+        <w:t>Xe 4 bánh cở lớn (container</w:t>
+      </w:r>
+      <w:r>
+        <w:t xml:space="preserve"> </w:t>
+      </w:r>
+      <w:r>
+        <w:t>, …)</w:t>
       </w:r>
       <w:r>
         <w:t>.</w:t>
+      </w:r>
+    </w:p>
+    <w:p>
+      <w:pPr>
+        <w:spacing w:after="0"/>
+        <w:jc w:val="both"/>
+      </w:pPr>
+      <w:r>
+        <w:t xml:space="preserve">   + Xe khách (bus, …)</w:t>
       </w:r>
     </w:p>
     <w:p>
@@ -475,6 +490,7 @@
         <w:rPr>
           <w:color w:val="00B0F0"/>
         </w:rPr>
+        <w:lastRenderedPageBreak/>
         <w:t xml:space="preserve">   + List_Checker – Danh sách checker mảng 2 chiều (dùng mảng chứa thông tin</w:t>
       </w:r>
       <w:r>
@@ -1137,6 +1153,9 @@
       <w:r>
         <w:t>Đi Ngược Chiều</w:t>
       </w:r>
+      <w:r>
+        <w:t xml:space="preserve"> - 0</w:t>
+      </w:r>
     </w:p>
     <w:p>
       <w:pPr>
@@ -1171,7 +1190,16 @@
         <w:jc w:val="both"/>
       </w:pPr>
       <w:r>
-        <w:t>Phóng nhanh</w:t>
+        <w:t>Lấn làn</w:t>
+      </w:r>
+      <w:r>
+        <w:t xml:space="preserve">, </w:t>
+      </w:r>
+      <w:r>
+        <w:t>Leo lề</w:t>
+      </w:r>
+      <w:r>
+        <w:t xml:space="preserve"> - 1</w:t>
       </w:r>
     </w:p>
     <w:p>
@@ -1183,10 +1211,10 @@
         <w:t xml:space="preserve">+ </w:t>
       </w:r>
       <w:r>
-        <w:t xml:space="preserve">Khoảng cách </w:t>
-      </w:r>
-      <w:r>
-        <w:t>giữa 2 vị trí quá dài so với bounding box của Char, lúc này phải quy chiều vector được tạo từ 2 vị trí về trị Ox hoặc Oy (ý tưởng là so bằng góc, góc tạo với trục nào bé hơn thì lấy).</w:t>
+        <w:t>Kind của Char không nằm trong danh sách của Checker cho phép</w:t>
+      </w:r>
+      <w:r>
+        <w:t xml:space="preserve"> (ở đây cần lưu ý Char có label là người)</w:t>
       </w:r>
     </w:p>
     <w:p>
@@ -1210,22 +1238,16 @@
         <w:jc w:val="both"/>
       </w:pPr>
       <w:r>
-        <w:t>Lấn làn</w:t>
-      </w:r>
-    </w:p>
-    <w:p>
-      <w:pPr>
-        <w:spacing w:after="0"/>
-        <w:jc w:val="both"/>
-      </w:pPr>
-      <w:r>
-        <w:t xml:space="preserve">+ </w:t>
-      </w:r>
-      <w:r>
-        <w:t>Kind của Char không nằm trong danh sách của Checker cho phép</w:t>
-      </w:r>
-      <w:r>
-        <w:t xml:space="preserve"> (ở đây cần lưu ý Char có label là người)</w:t>
+        <w:t>Lạn Lách (Nếu được)</w:t>
+      </w:r>
+    </w:p>
+    <w:p>
+      <w:pPr>
+        <w:spacing w:after="0"/>
+        <w:jc w:val="both"/>
+      </w:pPr>
+      <w:r>
+        <w:t>+ Ý tưởng là nếu đã phóng nhanh và sự thay đổi góc khá lớn (cần thì có thể thêm biến hướng di chuyển của char từ ảnh trước).</w:t>
       </w:r>
     </w:p>
     <w:p>
@@ -1249,52 +1271,12 @@
         <w:jc w:val="both"/>
       </w:pPr>
       <w:r>
-        <w:t>Lạn Lách (Nếu được)</w:t>
-      </w:r>
-    </w:p>
-    <w:p>
-      <w:pPr>
-        <w:pBdr>
-          <w:bottom w:val="single" w:sz="6" w:space="1" w:color="auto"/>
-        </w:pBdr>
-        <w:spacing w:after="0"/>
-        <w:jc w:val="both"/>
-      </w:pPr>
-      <w:r>
-        <w:t>+ Ý tưởng là nếu đã phóng nhanh và sự thay đổi góc khá lớn (cần thì có thể thêm biến hướng di chuyển của char từ ảnh trước).</w:t>
-      </w:r>
-    </w:p>
-    <w:p>
-      <w:pPr>
-        <w:pBdr>
-          <w:bottom w:val="single" w:sz="6" w:space="1" w:color="auto"/>
-        </w:pBdr>
-        <w:spacing w:after="0"/>
-        <w:jc w:val="both"/>
-      </w:pPr>
-    </w:p>
-    <w:p>
-      <w:pPr>
-        <w:spacing w:after="0"/>
-        <w:jc w:val="both"/>
-      </w:pPr>
-    </w:p>
-    <w:p>
-      <w:pPr>
-        <w:spacing w:after="0"/>
-        <w:jc w:val="both"/>
-      </w:pPr>
-      <w:r>
-        <w:t>Leo lề</w:t>
-      </w:r>
-    </w:p>
-    <w:p>
-      <w:pPr>
-        <w:spacing w:after="0"/>
-        <w:jc w:val="both"/>
-      </w:pPr>
-      <w:r>
-        <w:t>+ Khi các nhãn về phương tiện giao thông vào vùng checker không hoạt động.</w:t>
+        <w:t>Phóng nhanh</w:t>
+      </w:r>
+    </w:p>
+    <w:p>
+      <w:r>
+        <w:t>+ Khoảng cách giữa 2 vị trí quá dài so với bounding box của Char, lúc này phải quy chiều vector được tạo từ 2 vị trí về trị Ox hoặc Oy (ý tưởng là so bằng góc, góc tạo với trục nào bé hơn thì lấy).</w:t>
       </w:r>
     </w:p>
     <w:p>
@@ -1302,13 +1284,13 @@
         <w:br w:type="page"/>
       </w:r>
     </w:p>
-    <w:p>
-      <w:pPr>
-        <w:spacing w:after="0"/>
-        <w:jc w:val="both"/>
-      </w:pPr>
-      <w:r>
-        <w:lastRenderedPageBreak/>
+    <w:p/>
+    <w:p>
+      <w:pPr>
+        <w:spacing w:after="0"/>
+        <w:jc w:val="both"/>
+      </w:pPr>
+      <w:r>
         <w:t>Ý tưởng cho model gán ID tự build, sử dụng những biến này để so sánh 2 char trong 2 frame, có thể tùy biến:</w:t>
       </w:r>
     </w:p>

--- a/Idea_V1.docx
+++ b/Idea_V1.docx
@@ -68,7 +68,22 @@
         <w:jc w:val="both"/>
       </w:pPr>
       <w:r>
-        <w:t xml:space="preserve">   + Đèn giao thông.</w:t>
+        <w:t xml:space="preserve">   + Đèn </w:t>
+      </w:r>
+      <w:r>
+        <w:t>đỏ</w:t>
+      </w:r>
+      <w:r>
+        <w:t>.</w:t>
+      </w:r>
+    </w:p>
+    <w:p>
+      <w:pPr>
+        <w:spacing w:after="0"/>
+        <w:jc w:val="both"/>
+      </w:pPr>
+      <w:r>
+        <w:t xml:space="preserve">   + Đèn xanh</w:t>
       </w:r>
     </w:p>
     <w:p>
@@ -125,13 +140,21 @@
         <w:t xml:space="preserve">   + </w:t>
       </w:r>
       <w:r>
-        <w:t>Xe 4 bánh cở lớn (container</w:t>
+        <w:t>Xe 4 bánh cở lớn (</w:t>
+      </w:r>
+      <w:proofErr w:type="gramStart"/>
+      <w:r>
+        <w:t>container</w:t>
       </w:r>
       <w:r>
         <w:t xml:space="preserve"> </w:t>
       </w:r>
       <w:r>
-        <w:t>, …)</w:t>
+        <w:t>,</w:t>
+      </w:r>
+      <w:proofErr w:type="gramEnd"/>
+      <w:r>
+        <w:t xml:space="preserve"> …)</w:t>
       </w:r>
       <w:r>
         <w:t>.</w:t>
@@ -327,12 +350,14 @@
           <w:color w:val="00B0F0"/>
         </w:rPr>
       </w:pPr>
+      <w:proofErr w:type="gramStart"/>
       <w:r>
         <w:rPr>
           <w:color w:val="00B0F0"/>
         </w:rPr>
         <w:t>#------------------Map--------------------#</w:t>
       </w:r>
+      <w:proofErr w:type="gramEnd"/>
     </w:p>
     <w:p>
       <w:pPr>
@@ -544,6 +569,7 @@
         </w:rPr>
         <w:t xml:space="preserve">   + </w:t>
       </w:r>
+      <w:proofErr w:type="gramStart"/>
       <w:r>
         <w:rPr>
           <w:color w:val="00B0F0"/>
@@ -554,7 +580,14 @@
         <w:rPr>
           <w:color w:val="00B0F0"/>
         </w:rPr>
-        <w:t xml:space="preserve">(…) – </w:t>
+        <w:t>(</w:t>
+      </w:r>
+      <w:proofErr w:type="gramEnd"/>
+      <w:r>
+        <w:rPr>
+          <w:color w:val="00B0F0"/>
+        </w:rPr>
+        <w:t xml:space="preserve">…) – </w:t>
       </w:r>
       <w:r>
         <w:rPr>
@@ -607,47 +640,97 @@
         </w:rPr>
         <w:t xml:space="preserve">   + </w:t>
       </w:r>
-      <w:r>
-        <w:rPr>
-          <w:color w:val="00B0F0"/>
-        </w:rPr>
-        <w:t>CreateMap(…) – Khởi tạo thông số cho map nếu Active == True</w:t>
-      </w:r>
-      <w:r>
-        <w:rPr>
-          <w:color w:val="00B0F0"/>
-        </w:rPr>
-        <w:t xml:space="preserve"> (có thể dồn chung với hàm SummaryMap(…) để tự động tính toán).</w:t>
-      </w:r>
-    </w:p>
-    <w:p>
-      <w:pPr>
-        <w:spacing w:after="0"/>
-        <w:jc w:val="both"/>
-        <w:rPr>
-          <w:color w:val="00B0F0"/>
-        </w:rPr>
-      </w:pPr>
-      <w:r>
-        <w:rPr>
-          <w:color w:val="00B0F0"/>
-        </w:rPr>
-        <w:t xml:space="preserve">   + DetectChar(…) – Trả ảnh về cho máy chủ detect </w:t>
-      </w:r>
-    </w:p>
-    <w:p>
-      <w:pPr>
-        <w:spacing w:after="0"/>
-        <w:jc w:val="both"/>
-        <w:rPr>
-          <w:color w:val="00B0F0"/>
-        </w:rPr>
-      </w:pPr>
-      <w:r>
-        <w:rPr>
-          <w:color w:val="00B0F0"/>
-        </w:rPr>
-        <w:t xml:space="preserve">   + AttachID(…) – Nhận lại list Char và gán ID</w:t>
+      <w:proofErr w:type="gramStart"/>
+      <w:r>
+        <w:rPr>
+          <w:color w:val="00B0F0"/>
+        </w:rPr>
+        <w:t>CreateMap(</w:t>
+      </w:r>
+      <w:proofErr w:type="gramEnd"/>
+      <w:r>
+        <w:rPr>
+          <w:color w:val="00B0F0"/>
+        </w:rPr>
+        <w:t>…) – Khởi tạo thông số cho map nếu Active == True</w:t>
+      </w:r>
+      <w:r>
+        <w:rPr>
+          <w:color w:val="00B0F0"/>
+        </w:rPr>
+        <w:t xml:space="preserve"> (có thể dồn chung với hàm </w:t>
+      </w:r>
+      <w:proofErr w:type="gramStart"/>
+      <w:r>
+        <w:rPr>
+          <w:color w:val="00B0F0"/>
+        </w:rPr>
+        <w:t>SummaryMap(</w:t>
+      </w:r>
+      <w:proofErr w:type="gramEnd"/>
+      <w:r>
+        <w:rPr>
+          <w:color w:val="00B0F0"/>
+        </w:rPr>
+        <w:t>…) để tự động tính toán).</w:t>
+      </w:r>
+    </w:p>
+    <w:p>
+      <w:pPr>
+        <w:spacing w:after="0"/>
+        <w:jc w:val="both"/>
+        <w:rPr>
+          <w:color w:val="00B0F0"/>
+        </w:rPr>
+      </w:pPr>
+      <w:r>
+        <w:rPr>
+          <w:color w:val="00B0F0"/>
+        </w:rPr>
+        <w:t xml:space="preserve">   + </w:t>
+      </w:r>
+      <w:proofErr w:type="gramStart"/>
+      <w:r>
+        <w:rPr>
+          <w:color w:val="00B0F0"/>
+        </w:rPr>
+        <w:t>DetectChar(</w:t>
+      </w:r>
+      <w:proofErr w:type="gramEnd"/>
+      <w:r>
+        <w:rPr>
+          <w:color w:val="00B0F0"/>
+        </w:rPr>
+        <w:t xml:space="preserve">…) – Trả ảnh về cho máy chủ detect </w:t>
+      </w:r>
+    </w:p>
+    <w:p>
+      <w:pPr>
+        <w:spacing w:after="0"/>
+        <w:jc w:val="both"/>
+        <w:rPr>
+          <w:color w:val="00B0F0"/>
+        </w:rPr>
+      </w:pPr>
+      <w:r>
+        <w:rPr>
+          <w:color w:val="00B0F0"/>
+        </w:rPr>
+        <w:t xml:space="preserve">   + </w:t>
+      </w:r>
+      <w:proofErr w:type="gramStart"/>
+      <w:r>
+        <w:rPr>
+          <w:color w:val="00B0F0"/>
+        </w:rPr>
+        <w:t>AttachID(</w:t>
+      </w:r>
+      <w:proofErr w:type="gramEnd"/>
+      <w:r>
+        <w:rPr>
+          <w:color w:val="00B0F0"/>
+        </w:rPr>
+        <w:t>…) – Nhận lại list Char và gán ID</w:t>
       </w:r>
       <w:r>
         <w:rPr>
@@ -668,7 +751,21 @@
         <w:rPr>
           <w:color w:val="00B0F0"/>
         </w:rPr>
-        <w:t xml:space="preserve">   + CallCheck(….) – Tính toán char nào cần dùng checker nào, Trả về kết quả là danh sách lỗi của Char</w:t>
+        <w:t xml:space="preserve">   + </w:t>
+      </w:r>
+      <w:proofErr w:type="gramStart"/>
+      <w:r>
+        <w:rPr>
+          <w:color w:val="00B0F0"/>
+        </w:rPr>
+        <w:t>CallCheck(</w:t>
+      </w:r>
+      <w:proofErr w:type="gramEnd"/>
+      <w:r>
+        <w:rPr>
+          <w:color w:val="00B0F0"/>
+        </w:rPr>
+        <w:t>….) – Tính toán char nào cần dùng checker nào, Trả về kết quả là danh sách lỗi của Char</w:t>
       </w:r>
       <w:r>
         <w:rPr>
@@ -689,23 +786,38 @@
         <w:rPr>
           <w:color w:val="00B0F0"/>
         </w:rPr>
-        <w:t xml:space="preserve">   + DrawBox(…) – trả về ảnh đã vẽ bounding box cho char có ít nhất mỗi lỗi vi phạm (lỗi càng nhiều màu càng đậm hay gì đó).</w:t>
-      </w:r>
-    </w:p>
-    <w:p>
-      <w:pPr>
-        <w:spacing w:after="0"/>
-        <w:jc w:val="both"/>
-      </w:pPr>
-    </w:p>
-    <w:p>
-      <w:pPr>
-        <w:spacing w:after="0"/>
-        <w:jc w:val="both"/>
-        <w:rPr>
-          <w:color w:val="FF0000"/>
-        </w:rPr>
-      </w:pPr>
+        <w:t xml:space="preserve">   + </w:t>
+      </w:r>
+      <w:proofErr w:type="gramStart"/>
+      <w:r>
+        <w:rPr>
+          <w:color w:val="00B0F0"/>
+        </w:rPr>
+        <w:t>DrawBox(</w:t>
+      </w:r>
+      <w:proofErr w:type="gramEnd"/>
+      <w:r>
+        <w:rPr>
+          <w:color w:val="00B0F0"/>
+        </w:rPr>
+        <w:t>…) – trả về ảnh đã vẽ bounding box cho char có ít nhất mỗi lỗi vi phạm (lỗi càng nhiều màu càng đậm hay gì đó).</w:t>
+      </w:r>
+    </w:p>
+    <w:p>
+      <w:pPr>
+        <w:spacing w:after="0"/>
+        <w:jc w:val="both"/>
+      </w:pPr>
+    </w:p>
+    <w:p>
+      <w:pPr>
+        <w:spacing w:after="0"/>
+        <w:jc w:val="both"/>
+        <w:rPr>
+          <w:color w:val="FF0000"/>
+        </w:rPr>
+      </w:pPr>
+      <w:proofErr w:type="gramStart"/>
       <w:r>
         <w:rPr>
           <w:color w:val="FF0000"/>
@@ -724,6 +836,7 @@
         </w:rPr>
         <w:t>--------------------#</w:t>
       </w:r>
+      <w:proofErr w:type="gramEnd"/>
     </w:p>
     <w:p>
       <w:pPr>
@@ -809,19 +922,47 @@
         <w:rPr>
           <w:color w:val="FF0000"/>
         </w:rPr>
-        <w:t xml:space="preserve">   + Angle</w:t>
-      </w:r>
-      <w:r>
-        <w:rPr>
-          <w:color w:val="FF0000"/>
-        </w:rPr>
-        <w:t>[angle_begin, angle_end]</w:t>
-      </w:r>
-      <w:r>
-        <w:rPr>
-          <w:color w:val="FF0000"/>
-        </w:rPr>
-        <w:t xml:space="preserve"> -  Hướng di chuyển được checker cho phép.</w:t>
+        <w:t xml:space="preserve">   + </w:t>
+      </w:r>
+      <w:proofErr w:type="gramStart"/>
+      <w:r>
+        <w:rPr>
+          <w:color w:val="FF0000"/>
+        </w:rPr>
+        <w:t>Angle</w:t>
+      </w:r>
+      <w:r>
+        <w:rPr>
+          <w:color w:val="FF0000"/>
+        </w:rPr>
+        <w:t>[</w:t>
+      </w:r>
+      <w:proofErr w:type="gramEnd"/>
+      <w:r>
+        <w:rPr>
+          <w:color w:val="FF0000"/>
+        </w:rPr>
+        <w:t>angle_begin, angle_end]</w:t>
+      </w:r>
+      <w:r>
+        <w:rPr>
+          <w:color w:val="FF0000"/>
+        </w:rPr>
+        <w:t xml:space="preserve"> </w:t>
+      </w:r>
+      <w:proofErr w:type="gramStart"/>
+      <w:r>
+        <w:rPr>
+          <w:color w:val="FF0000"/>
+        </w:rPr>
+        <w:t>-  Hướng</w:t>
+      </w:r>
+      <w:proofErr w:type="gramEnd"/>
+      <w:r>
+        <w:rPr>
+          <w:color w:val="FF0000"/>
+        </w:rPr>
+        <w:t xml:space="preserve"> di chuyển được checker cho phép.</w:t>
       </w:r>
     </w:p>
     <w:p>
@@ -860,47 +1001,77 @@
         <w:rPr>
           <w:color w:val="FF0000"/>
         </w:rPr>
-        <w:t xml:space="preserve">   + ReadInfor(…) – Đọc thông tin từ map trả về.</w:t>
-      </w:r>
-    </w:p>
-    <w:p>
-      <w:pPr>
-        <w:spacing w:after="0"/>
-        <w:jc w:val="both"/>
-        <w:rPr>
-          <w:color w:val="FF0000"/>
-        </w:rPr>
-      </w:pPr>
-      <w:r>
-        <w:rPr>
-          <w:color w:val="FF0000"/>
-        </w:rPr>
-        <w:t xml:space="preserve">   + Check(…) – Nhận vào một char, tính toán và trả về danh sách lỗi của Char</w:t>
-      </w:r>
-    </w:p>
-    <w:p>
-      <w:pPr>
-        <w:spacing w:after="0"/>
-        <w:jc w:val="both"/>
-        <w:rPr>
-          <w:color w:val="FF0000"/>
-        </w:rPr>
-      </w:pPr>
-    </w:p>
-    <w:p>
-      <w:pPr>
-        <w:spacing w:after="0"/>
-        <w:jc w:val="both"/>
-        <w:rPr>
-          <w:color w:val="4EA72E" w:themeColor="accent6"/>
-        </w:rPr>
-      </w:pPr>
+        <w:t xml:space="preserve">   + </w:t>
+      </w:r>
+      <w:proofErr w:type="gramStart"/>
+      <w:r>
+        <w:rPr>
+          <w:color w:val="FF0000"/>
+        </w:rPr>
+        <w:t>ReadInfor(</w:t>
+      </w:r>
+      <w:proofErr w:type="gramEnd"/>
+      <w:r>
+        <w:rPr>
+          <w:color w:val="FF0000"/>
+        </w:rPr>
+        <w:t>…) – Đọc thông tin từ map trả về.</w:t>
+      </w:r>
+    </w:p>
+    <w:p>
+      <w:pPr>
+        <w:spacing w:after="0"/>
+        <w:jc w:val="both"/>
+        <w:rPr>
+          <w:color w:val="FF0000"/>
+        </w:rPr>
+      </w:pPr>
+      <w:r>
+        <w:rPr>
+          <w:color w:val="FF0000"/>
+        </w:rPr>
+        <w:t xml:space="preserve">   + </w:t>
+      </w:r>
+      <w:proofErr w:type="gramStart"/>
+      <w:r>
+        <w:rPr>
+          <w:color w:val="FF0000"/>
+        </w:rPr>
+        <w:t>Check(</w:t>
+      </w:r>
+      <w:proofErr w:type="gramEnd"/>
+      <w:r>
+        <w:rPr>
+          <w:color w:val="FF0000"/>
+        </w:rPr>
+        <w:t>…) – Nhận vào một char, tính toán và trả về danh sách lỗi của Char</w:t>
+      </w:r>
+    </w:p>
+    <w:p>
+      <w:pPr>
+        <w:spacing w:after="0"/>
+        <w:jc w:val="both"/>
+        <w:rPr>
+          <w:color w:val="FF0000"/>
+        </w:rPr>
+      </w:pPr>
+    </w:p>
+    <w:p>
+      <w:pPr>
+        <w:spacing w:after="0"/>
+        <w:jc w:val="both"/>
+        <w:rPr>
+          <w:color w:val="4EA72E" w:themeColor="accent6"/>
+        </w:rPr>
+      </w:pPr>
+      <w:proofErr w:type="gramStart"/>
       <w:r>
         <w:rPr>
           <w:color w:val="4EA72E" w:themeColor="accent6"/>
         </w:rPr>
         <w:t>#------------------Character--------------------#</w:t>
       </w:r>
+      <w:proofErr w:type="gramEnd"/>
     </w:p>
     <w:p>
       <w:pPr>
@@ -1004,7 +1175,21 @@
         <w:rPr>
           <w:color w:val="4EA72E" w:themeColor="accent6"/>
         </w:rPr>
-        <w:t xml:space="preserve">   + Point_Now -  Vị trị hiện tại</w:t>
+        <w:t xml:space="preserve">   + Point_Now </w:t>
+      </w:r>
+      <w:proofErr w:type="gramStart"/>
+      <w:r>
+        <w:rPr>
+          <w:color w:val="4EA72E" w:themeColor="accent6"/>
+        </w:rPr>
+        <w:t>-  Vị</w:t>
+      </w:r>
+      <w:proofErr w:type="gramEnd"/>
+      <w:r>
+        <w:rPr>
+          <w:color w:val="4EA72E" w:themeColor="accent6"/>
+        </w:rPr>
+        <w:t xml:space="preserve"> trị hiện tại</w:t>
       </w:r>
       <w:r>
         <w:rPr>
@@ -1040,7 +1225,21 @@
         <w:rPr>
           <w:color w:val="4EA72E" w:themeColor="accent6"/>
         </w:rPr>
-        <w:t xml:space="preserve">   + ReadInfor(…) - Xử lý để gán lại giá trị cho các biển của Char.</w:t>
+        <w:t xml:space="preserve">   + </w:t>
+      </w:r>
+      <w:proofErr w:type="gramStart"/>
+      <w:r>
+        <w:rPr>
+          <w:color w:val="4EA72E" w:themeColor="accent6"/>
+        </w:rPr>
+        <w:t>ReadInfor(</w:t>
+      </w:r>
+      <w:proofErr w:type="gramEnd"/>
+      <w:r>
+        <w:rPr>
+          <w:color w:val="4EA72E" w:themeColor="accent6"/>
+        </w:rPr>
+        <w:t>…) - Xử lý để gán lại giá trị cho các biển của Char.</w:t>
       </w:r>
     </w:p>
     <w:p>
@@ -1061,22 +1260,50 @@
         <w:rPr>
           <w:color w:val="4EA72E" w:themeColor="accent6"/>
         </w:rPr>
-        <w:t>+ GetAngle(…) – Trả về hướng đi của char</w:t>
-      </w:r>
-    </w:p>
-    <w:p>
-      <w:pPr>
-        <w:spacing w:after="0"/>
-        <w:jc w:val="both"/>
-        <w:rPr>
-          <w:color w:val="4EA72E" w:themeColor="accent6"/>
-        </w:rPr>
-      </w:pPr>
-      <w:r>
-        <w:rPr>
-          <w:color w:val="4EA72E" w:themeColor="accent6"/>
-        </w:rPr>
-        <w:t xml:space="preserve">   + GetSpeed(…) – Trả về tốc độ của char</w:t>
+        <w:t xml:space="preserve">+ </w:t>
+      </w:r>
+      <w:proofErr w:type="gramStart"/>
+      <w:r>
+        <w:rPr>
+          <w:color w:val="4EA72E" w:themeColor="accent6"/>
+        </w:rPr>
+        <w:t>GetAngle(</w:t>
+      </w:r>
+      <w:proofErr w:type="gramEnd"/>
+      <w:r>
+        <w:rPr>
+          <w:color w:val="4EA72E" w:themeColor="accent6"/>
+        </w:rPr>
+        <w:t>…) – Trả về hướng đi của char</w:t>
+      </w:r>
+    </w:p>
+    <w:p>
+      <w:pPr>
+        <w:spacing w:after="0"/>
+        <w:jc w:val="both"/>
+        <w:rPr>
+          <w:color w:val="4EA72E" w:themeColor="accent6"/>
+        </w:rPr>
+      </w:pPr>
+      <w:r>
+        <w:rPr>
+          <w:color w:val="4EA72E" w:themeColor="accent6"/>
+        </w:rPr>
+        <w:t xml:space="preserve">   + </w:t>
+      </w:r>
+      <w:proofErr w:type="gramStart"/>
+      <w:r>
+        <w:rPr>
+          <w:color w:val="4EA72E" w:themeColor="accent6"/>
+        </w:rPr>
+        <w:t>GetSpeed(</w:t>
+      </w:r>
+      <w:proofErr w:type="gramEnd"/>
+      <w:r>
+        <w:rPr>
+          <w:color w:val="4EA72E" w:themeColor="accent6"/>
+        </w:rPr>
+        <w:t>…) – Trả về tốc độ của char</w:t>
       </w:r>
     </w:p>
     <w:p>
@@ -1193,10 +1420,7 @@
         <w:t>Lấn làn</w:t>
       </w:r>
       <w:r>
-        <w:t xml:space="preserve">, </w:t>
-      </w:r>
-      <w:r>
-        <w:t>Leo lề</w:t>
+        <w:t>, Leo lề</w:t>
       </w:r>
       <w:r>
         <w:t xml:space="preserve"> - 1</w:t>
